--- a/templates/本人谈话笔录（暴力伤害案件）.docx
+++ b/templates/本人谈话笔录（暴力伤害案件）.docx
@@ -20,36 +20,27 @@
           <w:sz w:val="44"/>
           <w:szCs w:val="44"/>
         </w:rPr>
-        <w:t xml:space="preserve"> </w:t>
-      </w:r>
-      <w:r>
-        <w:rPr>
-          <w:rFonts w:hAnsi="宋体" w:cs="宋体" w:hint="eastAsia"/>
+        <w:t xml:space="preserve"> 永嘉县人力资源和社会保障局</w:t>
+      </w:r>
+    </w:p>
+    <w:p>
+      <w:pPr>
+        <w:pStyle w:val="a3"/>
+        <w:jc w:val="center"/>
+        <w:rPr>
+          <w:rFonts w:hAnsi="宋体" w:cs="宋体"/>
           <w:b/>
           <w:sz w:val="44"/>
           <w:szCs w:val="44"/>
         </w:rPr>
-        <w:t>永嘉县人力资源和社会保障局</w:t>
-      </w:r>
-    </w:p>
-    <w:p>
-      <w:pPr>
-        <w:pStyle w:val="a3"/>
-        <w:jc w:val="center"/>
-        <w:rPr>
-          <w:rFonts w:hAnsi="宋体" w:cs="宋体"/>
+      </w:pPr>
+      <w:r>
+        <w:rPr>
+          <w:rFonts w:hAnsi="宋体" w:cs="宋体" w:hint="eastAsia"/>
           <w:b/>
           <w:sz w:val="44"/>
           <w:szCs w:val="44"/>
         </w:rPr>
-      </w:pPr>
-      <w:r>
-        <w:rPr>
-          <w:rFonts w:hAnsi="宋体" w:cs="宋体" w:hint="eastAsia"/>
-          <w:b/>
-          <w:sz w:val="44"/>
-          <w:szCs w:val="44"/>
-        </w:rPr>
         <w:t>调查笔录</w:t>
       </w:r>
     </w:p>
@@ -291,7 +282,25 @@
           <w:szCs w:val="30"/>
           <w:u w:val="single"/>
         </w:rPr>
-        <w:t xml:space="preserve"> {本人身份证号}</w:t>
+        <w:t xml:space="preserve"> {</w:t>
+      </w:r>
+      <w:r>
+        <w:rPr>
+          <w:rFonts w:hAnsi="宋体" w:cs="宋体" w:hint="eastAsia"/>
+          <w:sz w:val="30"/>
+          <w:szCs w:val="30"/>
+          <w:u w:val="single"/>
+        </w:rPr>
+        <w:t>本人身份证</w:t>
+      </w:r>
+      <w:r>
+        <w:rPr>
+          <w:rFonts w:hAnsi="宋体" w:cs="宋体" w:hint="eastAsia"/>
+          <w:sz w:val="30"/>
+          <w:szCs w:val="30"/>
+          <w:u w:val="single"/>
+        </w:rPr>
+        <w:t>}</w:t>
       </w:r>
       <w:r>
         <w:rPr>
@@ -541,66 +550,16 @@
           <w:sz w:val="30"/>
           <w:szCs w:val="30"/>
         </w:rPr>
-        <w:t>问：你好，我们是永嘉县人力资源和社会保障局工伤认定调查人员</w:t>
-      </w:r>
-      <w:r>
-        <w:rPr>
-          <w:rFonts w:hAnsi="宋体" w:cs="宋体" w:hint="eastAsia"/>
-          <w:sz w:val="30"/>
-          <w:szCs w:val="30"/>
-        </w:rPr>
-        <w:t>(</w:t>
-      </w:r>
-      <w:r>
-        <w:rPr>
-          <w:rFonts w:hAnsi="宋体" w:cs="宋体" w:hint="eastAsia"/>
-          <w:sz w:val="30"/>
-          <w:szCs w:val="30"/>
-        </w:rPr>
-        <w:t>出示证件</w:t>
-      </w:r>
-      <w:r>
-        <w:rPr>
-          <w:rFonts w:hAnsi="宋体" w:cs="宋体" w:hint="eastAsia"/>
-          <w:sz w:val="30"/>
-          <w:szCs w:val="30"/>
-        </w:rPr>
-        <w:t>)</w:t>
-      </w:r>
-      <w:r>
-        <w:rPr>
-          <w:rFonts w:hAnsi="宋体" w:cs="宋体" w:hint="eastAsia"/>
-          <w:sz w:val="30"/>
-          <w:szCs w:val="30"/>
-        </w:rPr>
-        <w:t>，现向你调查有关</w:t>
-      </w:r>
-      <w:r>
-        <w:rPr>
-          <w:rFonts w:hAnsi="宋体" w:cs="宋体" w:hint="eastAsia"/>
-          <w:sz w:val="30"/>
-          <w:szCs w:val="30"/>
-          <w:u w:val="single"/>
-        </w:rPr>
-        <w:t xml:space="preserve">  </w:t>
-      </w:r>
-      <w:r>
-        <w:rPr>
-          <w:rFonts w:hAnsi="宋体" w:cs="宋体" w:hint="eastAsia"/>
-          <w:sz w:val="30"/>
-          <w:szCs w:val="30"/>
-          <w:u w:val="single"/>
-        </w:rPr>
-        <w:t>你本人</w:t>
-      </w:r>
-      <w:r>
-        <w:rPr>
-          <w:rFonts w:hAnsi="宋体" w:cs="宋体" w:hint="eastAsia"/>
-          <w:sz w:val="30"/>
-          <w:szCs w:val="30"/>
-          <w:u w:val="single"/>
-        </w:rPr>
-        <w:t xml:space="preserve">  </w:t>
+        <w:t>问：你好，我们是永嘉县人力资源和社会保障局工伤认定调查人员(出示证件)，现向你调查有关</w:t>
+      </w:r>
+      <w:r>
+        <w:rPr>
+          <w:rFonts w:hAnsi="宋体" w:cs="宋体" w:hint="eastAsia"/>
+          <w:sz w:val="30"/>
+          <w:szCs w:val="30"/>
+          <w:u w:val="single"/>
+        </w:rPr>
+        <w:t xml:space="preserve">  你本人  </w:t>
       </w:r>
       <w:r>
         <w:rPr>
@@ -626,44 +585,27 @@
           <w:sz w:val="30"/>
           <w:szCs w:val="30"/>
         </w:rPr>
-        <w:t>你有权就被询问事项自行提供书面材料，有权拒绝回答与案件无关的问题，有权核对询问笔录，对笔录中有误或者遗漏之处提出更正或者补充意见。如果你认为</w:t>
-      </w:r>
-      <w:r>
-        <w:rPr>
-          <w:rFonts w:hAnsi="宋体" w:cs="宋体" w:hint="eastAsia"/>
-          <w:sz w:val="30"/>
-          <w:szCs w:val="30"/>
-        </w:rPr>
-        <w:t>调查人员和本案有利害关系或有其他关系，可能影响公正处理案件的，有权申请回避。以上内容你是否听清楚了？是否申请回避？</w:t>
-      </w:r>
-    </w:p>
-    <w:p>
-      <w:pPr>
-        <w:pStyle w:val="a3"/>
-        <w:spacing w:line="520" w:lineRule="exact"/>
-        <w:rPr>
-          <w:rFonts w:hAnsi="宋体" w:cs="宋体"/>
-          <w:sz w:val="30"/>
-          <w:szCs w:val="30"/>
-        </w:rPr>
-      </w:pPr>
-      <w:r>
-        <w:rPr>
-          <w:rFonts w:hAnsi="宋体" w:cs="宋体" w:hint="eastAsia"/>
-          <w:sz w:val="30"/>
-          <w:szCs w:val="30"/>
-          <w:u w:val="single"/>
-        </w:rPr>
-        <w:t>答：听清楚了，不申请回避。</w:t>
-      </w:r>
-      <w:r>
-        <w:rPr>
-          <w:rFonts w:hAnsi="宋体" w:cs="宋体" w:hint="eastAsia"/>
-          <w:sz w:val="30"/>
-          <w:szCs w:val="30"/>
-          <w:u w:val="single"/>
-        </w:rPr>
-        <w:t xml:space="preserve">                                      </w:t>
+        <w:t>你有权就被询问事项自行提供书面材料，有权拒绝回答与案件无关的问题，有权核对询问笔录，对笔录中有误或者遗漏之处提出更正或者补充意见。如果你认为调查人员和本案有利害关系或有其他关系，可能影响公正处理案件的，有权申请回避。以上内容你是否听清楚了？是否申请回避？</w:t>
+      </w:r>
+    </w:p>
+    <w:p>
+      <w:pPr>
+        <w:pStyle w:val="a3"/>
+        <w:spacing w:line="520" w:lineRule="exact"/>
+        <w:rPr>
+          <w:rFonts w:hAnsi="宋体" w:cs="宋体"/>
+          <w:sz w:val="30"/>
+          <w:szCs w:val="30"/>
+        </w:rPr>
+      </w:pPr>
+      <w:r>
+        <w:rPr>
+          <w:rFonts w:hAnsi="宋体" w:cs="宋体" w:hint="eastAsia"/>
+          <w:sz w:val="30"/>
+          <w:szCs w:val="30"/>
+          <w:u w:val="single"/>
+        </w:rPr>
+        <w:t xml:space="preserve">答：听清楚了，不申请回避。 </w:t>
       </w:r>
     </w:p>
     <w:p>
@@ -693,611 +635,6 @@
     <w:p>
       <w:pPr>
         <w:pStyle w:val="a3"/>
-        <w:spacing w:line="520" w:lineRule="exact"/>
-        <w:rPr>
-          <w:rFonts w:hAnsi="宋体" w:cs="宋体"/>
-          <w:sz w:val="30"/>
-          <w:szCs w:val="30"/>
-          <w:u w:val="single"/>
-        </w:rPr>
-      </w:pPr>
-      <w:r>
-        <w:rPr>
-          <w:rFonts w:hAnsi="宋体" w:cs="宋体" w:hint="eastAsia"/>
-          <w:sz w:val="30"/>
-          <w:szCs w:val="30"/>
-          <w:u w:val="single"/>
-        </w:rPr>
-        <w:t>问：你跟</w:t>
-      </w:r>
-      <w:r>
-        <w:rPr>
-          <w:sz w:val="30"/>
-          <w:szCs w:val="30"/>
-          <w:u w:val="single"/>
-        </w:rPr>
-        <w:t>{用人单位}</w:t>
-      </w:r>
-      <w:r>
-        <w:rPr>
-          <w:rFonts w:hAnsi="宋体" w:cs="宋体" w:hint="eastAsia"/>
-          <w:sz w:val="30"/>
-          <w:szCs w:val="30"/>
-          <w:u w:val="single"/>
-        </w:rPr>
-        <w:t>有没有签订劳动合同关系？有没有参加工伤保险？</w:t>
-      </w:r>
-    </w:p>
-    <w:p>
-      <w:pPr>
-        <w:pStyle w:val="a3"/>
-        <w:spacing w:line="520" w:lineRule="exact"/>
-        <w:rPr>
-          <w:rFonts w:hAnsi="宋体" w:cs="宋体"/>
-          <w:sz w:val="30"/>
-          <w:szCs w:val="30"/>
-          <w:u w:val="single"/>
-        </w:rPr>
-      </w:pPr>
-      <w:r>
-        <w:rPr>
-          <w:rFonts w:hAnsi="宋体" w:cs="宋体" w:hint="eastAsia"/>
-          <w:sz w:val="30"/>
-          <w:szCs w:val="30"/>
-          <w:u w:val="single"/>
-        </w:rPr>
-        <w:t>答：有签过的，劳动合同上的字是我签的，手印是我按的，有参加工伤保</w:t>
-      </w:r>
-      <w:r>
-        <w:rPr>
-          <w:rFonts w:hAnsi="宋体" w:cs="宋体" w:hint="eastAsia"/>
-          <w:sz w:val="30"/>
-          <w:szCs w:val="30"/>
-          <w:u w:val="single"/>
-        </w:rPr>
-        <w:lastRenderedPageBreak/>
-        <w:t>险的。</w:t>
-      </w:r>
-    </w:p>
-    <w:p>
-      <w:pPr>
-        <w:pStyle w:val="a3"/>
-        <w:spacing w:line="520" w:lineRule="exact"/>
-        <w:rPr>
-          <w:rFonts w:hAnsi="宋体" w:cs="宋体"/>
-          <w:sz w:val="30"/>
-          <w:szCs w:val="30"/>
-          <w:u w:val="single"/>
-        </w:rPr>
-      </w:pPr>
-      <w:bookmarkStart w:id="2" w:name="OLE_LINK1"/>
-      <w:r>
-        <w:rPr>
-          <w:rFonts w:hAnsi="宋体" w:cs="宋体" w:hint="eastAsia"/>
-          <w:sz w:val="30"/>
-          <w:szCs w:val="30"/>
-          <w:u w:val="single"/>
-        </w:rPr>
-        <w:t>问：你的正常工作时间是怎样的？事发当日你是否在岗工作？</w:t>
-      </w:r>
-    </w:p>
-    <w:p>
-      <w:pPr>
-        <w:pStyle w:val="a3"/>
-        <w:spacing w:line="520" w:lineRule="exact"/>
-        <w:rPr>
-          <w:rFonts w:hAnsi="宋体" w:cs="宋体"/>
-          <w:sz w:val="30"/>
-          <w:szCs w:val="30"/>
-          <w:u w:val="single"/>
-        </w:rPr>
-      </w:pPr>
-      <w:r>
-        <w:rPr>
-          <w:rFonts w:hAnsi="宋体" w:cs="宋体" w:hint="eastAsia"/>
-          <w:sz w:val="30"/>
-          <w:szCs w:val="30"/>
-          <w:u w:val="single"/>
-        </w:rPr>
-        <w:t>答：我的班次是白班，从上午</w:t>
-      </w:r>
-      <w:r>
-        <w:rPr>
-          <w:rFonts w:hAnsi="宋体" w:cs="宋体" w:hint="eastAsia"/>
-          <w:sz w:val="30"/>
-          <w:szCs w:val="30"/>
-          <w:u w:val="single"/>
-        </w:rPr>
-        <w:t>8:00</w:t>
-      </w:r>
-      <w:r>
-        <w:rPr>
-          <w:rFonts w:hAnsi="宋体" w:cs="宋体" w:hint="eastAsia"/>
-          <w:sz w:val="30"/>
-          <w:szCs w:val="30"/>
-          <w:u w:val="single"/>
-        </w:rPr>
-        <w:t>到下午</w:t>
-      </w:r>
-      <w:r>
-        <w:rPr>
-          <w:rFonts w:hAnsi="宋体" w:cs="宋体" w:hint="eastAsia"/>
-          <w:sz w:val="30"/>
-          <w:szCs w:val="30"/>
-          <w:u w:val="single"/>
-        </w:rPr>
-        <w:t>17:00</w:t>
-      </w:r>
-      <w:r>
-        <w:rPr>
-          <w:rFonts w:hAnsi="宋体" w:cs="宋体" w:hint="eastAsia"/>
-          <w:sz w:val="30"/>
-          <w:szCs w:val="30"/>
-          <w:u w:val="single"/>
-        </w:rPr>
-        <w:t>。事发当天</w:t>
-      </w:r>
-      <w:r>
-        <w:rPr>
-          <w:rFonts w:hAnsi="宋体" w:cs="宋体" w:hint="eastAsia"/>
-          <w:sz w:val="30"/>
-          <w:szCs w:val="30"/>
-          <w:u w:val="single"/>
-        </w:rPr>
-        <w:t>XXXX</w:t>
-      </w:r>
-      <w:r>
-        <w:rPr>
-          <w:rFonts w:hAnsi="宋体" w:cs="宋体" w:hint="eastAsia"/>
-          <w:sz w:val="30"/>
-          <w:szCs w:val="30"/>
-          <w:u w:val="single"/>
-        </w:rPr>
-        <w:t>年</w:t>
-      </w:r>
-      <w:r>
-        <w:rPr>
-          <w:rFonts w:hAnsi="宋体" w:cs="宋体" w:hint="eastAsia"/>
-          <w:sz w:val="30"/>
-          <w:szCs w:val="30"/>
-          <w:u w:val="single"/>
-        </w:rPr>
-        <w:t>XX</w:t>
-      </w:r>
-      <w:r>
-        <w:rPr>
-          <w:rFonts w:hAnsi="宋体" w:cs="宋体" w:hint="eastAsia"/>
-          <w:sz w:val="30"/>
-          <w:szCs w:val="30"/>
-          <w:u w:val="single"/>
-        </w:rPr>
-        <w:t>月</w:t>
-      </w:r>
-      <w:r>
-        <w:rPr>
-          <w:rFonts w:hAnsi="宋体" w:cs="宋体" w:hint="eastAsia"/>
-          <w:sz w:val="30"/>
-          <w:szCs w:val="30"/>
-          <w:u w:val="single"/>
-        </w:rPr>
-        <w:t>XX</w:t>
-      </w:r>
-      <w:r>
-        <w:rPr>
-          <w:rFonts w:hAnsi="宋体" w:cs="宋体" w:hint="eastAsia"/>
-          <w:sz w:val="30"/>
-          <w:szCs w:val="30"/>
-          <w:u w:val="single"/>
-        </w:rPr>
-        <w:t>日，我正常在岗上班。</w:t>
-      </w:r>
-    </w:p>
-    <w:p>
-      <w:pPr>
-        <w:pStyle w:val="a3"/>
-        <w:spacing w:line="520" w:lineRule="exact"/>
-        <w:rPr>
-          <w:rFonts w:hAnsi="宋体" w:cs="宋体"/>
-          <w:sz w:val="30"/>
-          <w:szCs w:val="30"/>
-          <w:u w:val="single"/>
-        </w:rPr>
-      </w:pPr>
-      <w:r>
-        <w:rPr>
-          <w:rFonts w:hAnsi="宋体" w:cs="宋体" w:hint="eastAsia"/>
-          <w:sz w:val="30"/>
-          <w:szCs w:val="30"/>
-          <w:u w:val="single"/>
-        </w:rPr>
-        <w:t>问：请你详细的描述一下受伤经过？是谁、因为什么原因、如何导致你受伤的？</w:t>
-      </w:r>
-    </w:p>
-    <w:p>
-      <w:pPr>
-        <w:pStyle w:val="a3"/>
-        <w:spacing w:line="520" w:lineRule="exact"/>
-        <w:rPr>
-          <w:rFonts w:hAnsi="宋体" w:cs="宋体"/>
-          <w:sz w:val="30"/>
-          <w:szCs w:val="30"/>
-          <w:u w:val="single"/>
-        </w:rPr>
-      </w:pPr>
-      <w:r>
-        <w:rPr>
-          <w:rFonts w:hAnsi="宋体" w:cs="宋体" w:hint="eastAsia"/>
-          <w:sz w:val="30"/>
-          <w:szCs w:val="30"/>
-          <w:u w:val="single"/>
-        </w:rPr>
-        <w:t>答：下午</w:t>
-      </w:r>
-      <w:r>
-        <w:rPr>
-          <w:rFonts w:hAnsi="宋体" w:cs="宋体" w:hint="eastAsia"/>
-          <w:sz w:val="30"/>
-          <w:szCs w:val="30"/>
-          <w:u w:val="single"/>
-        </w:rPr>
-        <w:t>15:30</w:t>
-      </w:r>
-      <w:r>
-        <w:rPr>
-          <w:rFonts w:hAnsi="宋体" w:cs="宋体" w:hint="eastAsia"/>
-          <w:sz w:val="30"/>
-          <w:szCs w:val="30"/>
-          <w:u w:val="single"/>
-        </w:rPr>
-        <w:t>左右，一辆黑色轿车（车牌号我没看清）想要强行闯入公司卸货区，按规定那里不允许外来车辆进入。我作为保安，上前进行阻拦并询问情况，要求对方出示证件或联系内部人员。车上下来一名</w:t>
-      </w:r>
-      <w:r>
-        <w:rPr>
-          <w:rFonts w:hAnsi="宋体" w:cs="宋体" w:hint="eastAsia"/>
-          <w:sz w:val="30"/>
-          <w:szCs w:val="30"/>
-          <w:u w:val="single"/>
-        </w:rPr>
-        <w:t>30</w:t>
-      </w:r>
-      <w:r>
-        <w:rPr>
-          <w:rFonts w:hAnsi="宋体" w:cs="宋体" w:hint="eastAsia"/>
-          <w:sz w:val="30"/>
-          <w:szCs w:val="30"/>
-          <w:u w:val="single"/>
-        </w:rPr>
-        <w:t>多岁的男性驾驶员，情绪非常激动，开始对我进行辱骂。我继续耐心解释公司规定，但他突然挥拳击打我的面部。我猝不及防，被击中鼻子，当场流血不止，摔倒时腰</w:t>
-      </w:r>
-      <w:r>
-        <w:rPr>
-          <w:rFonts w:hAnsi="宋体" w:cs="宋体" w:hint="eastAsia"/>
-          <w:sz w:val="30"/>
-          <w:szCs w:val="30"/>
-          <w:u w:val="single"/>
-        </w:rPr>
-        <w:t>部也撞在了岗亭的门框上。</w:t>
-      </w:r>
-    </w:p>
-    <w:p>
-      <w:pPr>
-        <w:pStyle w:val="a3"/>
-        <w:spacing w:line="520" w:lineRule="exact"/>
-        <w:rPr>
-          <w:rFonts w:hAnsi="宋体" w:cs="宋体"/>
-          <w:sz w:val="30"/>
-          <w:szCs w:val="30"/>
-          <w:u w:val="single"/>
-        </w:rPr>
-      </w:pPr>
-      <w:r>
-        <w:rPr>
-          <w:rFonts w:hAnsi="宋体" w:cs="宋体" w:hint="eastAsia"/>
-          <w:sz w:val="30"/>
-          <w:szCs w:val="30"/>
-          <w:u w:val="single"/>
-        </w:rPr>
-        <w:t>问：你当时为什么要阻拦该车辆？这是你的工作职责吗？</w:t>
-      </w:r>
-    </w:p>
-    <w:p>
-      <w:pPr>
-        <w:pStyle w:val="a3"/>
-        <w:spacing w:line="520" w:lineRule="exact"/>
-        <w:rPr>
-          <w:rFonts w:hAnsi="宋体" w:cs="宋体"/>
-          <w:sz w:val="30"/>
-          <w:szCs w:val="30"/>
-          <w:u w:val="single"/>
-        </w:rPr>
-      </w:pPr>
-      <w:r>
-        <w:rPr>
-          <w:rFonts w:hAnsi="宋体" w:cs="宋体" w:hint="eastAsia"/>
-          <w:sz w:val="30"/>
-          <w:szCs w:val="30"/>
-          <w:u w:val="single"/>
-        </w:rPr>
-        <w:t>答：是的，维护大门秩序，管理车辆进出，核查陌生车辆和人员，这完全是我的本职工作。公司保安手册和岗位职责里都有明确规定。我当时正是在履行我的工作职责。</w:t>
-      </w:r>
-    </w:p>
-    <w:p>
-      <w:pPr>
-        <w:pStyle w:val="a3"/>
-        <w:spacing w:line="520" w:lineRule="exact"/>
-        <w:rPr>
-          <w:rFonts w:hAnsi="宋体" w:cs="宋体"/>
-          <w:sz w:val="30"/>
-          <w:szCs w:val="30"/>
-          <w:u w:val="single"/>
-        </w:rPr>
-      </w:pPr>
-      <w:r>
-        <w:rPr>
-          <w:rFonts w:hAnsi="宋体" w:cs="宋体" w:hint="eastAsia"/>
-          <w:sz w:val="30"/>
-          <w:szCs w:val="30"/>
-          <w:u w:val="single"/>
-        </w:rPr>
-        <w:t>问：你与该名男子之前是否认识？是否有个人恩怨？</w:t>
-      </w:r>
-    </w:p>
-    <w:p>
-      <w:pPr>
-        <w:pStyle w:val="a3"/>
-        <w:spacing w:line="520" w:lineRule="exact"/>
-        <w:rPr>
-          <w:rFonts w:hAnsi="宋体" w:cs="宋体"/>
-          <w:sz w:val="30"/>
-          <w:szCs w:val="30"/>
-          <w:u w:val="single"/>
-        </w:rPr>
-      </w:pPr>
-      <w:r>
-        <w:rPr>
-          <w:rFonts w:hAnsi="宋体" w:cs="宋体" w:hint="eastAsia"/>
-          <w:sz w:val="30"/>
-          <w:szCs w:val="30"/>
-          <w:u w:val="single"/>
-        </w:rPr>
-        <w:t>答：完全不认识，从来没见过他。我跟他没有任何私人矛盾。他就是因为我不让他进去而动手的。</w:t>
-      </w:r>
-    </w:p>
-    <w:p>
-      <w:pPr>
-        <w:pStyle w:val="a3"/>
-        <w:spacing w:line="520" w:lineRule="exact"/>
-        <w:rPr>
-          <w:rFonts w:hAnsi="宋体" w:cs="宋体"/>
-          <w:sz w:val="30"/>
-          <w:szCs w:val="30"/>
-          <w:u w:val="single"/>
-        </w:rPr>
-      </w:pPr>
-      <w:r>
-        <w:rPr>
-          <w:rFonts w:hAnsi="宋体" w:cs="宋体" w:hint="eastAsia"/>
-          <w:sz w:val="30"/>
-          <w:szCs w:val="30"/>
-          <w:u w:val="single"/>
-        </w:rPr>
-        <w:t>问：事发时是否有其他人在场？谁能为你证明？</w:t>
-      </w:r>
-    </w:p>
-    <w:p>
-      <w:pPr>
-        <w:pStyle w:val="a3"/>
-        <w:spacing w:line="520" w:lineRule="exact"/>
-        <w:rPr>
-          <w:rFonts w:hAnsi="宋体" w:cs="宋体"/>
-          <w:sz w:val="30"/>
-          <w:szCs w:val="30"/>
-          <w:u w:val="single"/>
-        </w:rPr>
-      </w:pPr>
-      <w:r>
-        <w:rPr>
-          <w:rFonts w:hAnsi="宋体" w:cs="宋体" w:hint="eastAsia"/>
-          <w:sz w:val="30"/>
-          <w:szCs w:val="30"/>
-          <w:u w:val="single"/>
-        </w:rPr>
-        <w:t>答：当时在场的还有我的同事</w:t>
-      </w:r>
-      <w:r>
-        <w:rPr>
-          <w:rFonts w:hAnsi="宋体" w:cs="宋体" w:hint="eastAsia"/>
-          <w:sz w:val="30"/>
-          <w:szCs w:val="30"/>
-          <w:u w:val="single"/>
-        </w:rPr>
-        <w:t>XXX</w:t>
-      </w:r>
-      <w:r>
-        <w:rPr>
-          <w:rFonts w:hAnsi="宋体" w:cs="宋体" w:hint="eastAsia"/>
-          <w:sz w:val="30"/>
-          <w:szCs w:val="30"/>
-          <w:u w:val="single"/>
-        </w:rPr>
-        <w:t>（另一个保安），他正在岗亭里，目睹了全过程。还有几个路过的大概是公司的员工也看到了。后来是同事</w:t>
-      </w:r>
-      <w:r>
-        <w:rPr>
-          <w:rFonts w:hAnsi="宋体" w:cs="宋体" w:hint="eastAsia"/>
-          <w:sz w:val="30"/>
-          <w:szCs w:val="30"/>
-          <w:u w:val="single"/>
-        </w:rPr>
-        <w:t>XXX</w:t>
-      </w:r>
-      <w:r>
-        <w:rPr>
-          <w:rFonts w:hAnsi="宋体" w:cs="宋体" w:hint="eastAsia"/>
-          <w:sz w:val="30"/>
-          <w:szCs w:val="30"/>
-          <w:u w:val="single"/>
-        </w:rPr>
-        <w:t>报的警并送我去医院的。</w:t>
-      </w:r>
-    </w:p>
-    <w:p>
-      <w:pPr>
-        <w:pStyle w:val="a3"/>
-        <w:spacing w:line="520" w:lineRule="exact"/>
-        <w:rPr>
-          <w:rFonts w:hAnsi="宋体" w:cs="宋体"/>
-          <w:sz w:val="30"/>
-          <w:szCs w:val="30"/>
-          <w:u w:val="single"/>
-        </w:rPr>
-      </w:pPr>
-      <w:r>
-        <w:rPr>
-          <w:rFonts w:hAnsi="宋体" w:cs="宋体" w:hint="eastAsia"/>
-          <w:sz w:val="30"/>
-          <w:szCs w:val="30"/>
-          <w:u w:val="single"/>
-        </w:rPr>
-        <w:lastRenderedPageBreak/>
-        <w:t>问：你受伤时有无监控拍到你受伤的经过？</w:t>
-      </w:r>
-    </w:p>
-    <w:p>
-      <w:pPr>
-        <w:pStyle w:val="a3"/>
-        <w:spacing w:line="520" w:lineRule="exact"/>
-        <w:rPr>
-          <w:rFonts w:hAnsi="宋体" w:cs="宋体"/>
-          <w:sz w:val="30"/>
-          <w:szCs w:val="30"/>
-          <w:u w:val="single"/>
-        </w:rPr>
-      </w:pPr>
-      <w:r>
-        <w:rPr>
-          <w:rFonts w:hAnsi="宋体" w:cs="宋体" w:hint="eastAsia"/>
-          <w:sz w:val="30"/>
-          <w:szCs w:val="30"/>
-          <w:u w:val="single"/>
-        </w:rPr>
-        <w:t>答：我和他发生冲突的位置，那里是没有监控的。</w:t>
-      </w:r>
-    </w:p>
-    <w:p>
-      <w:pPr>
-        <w:pStyle w:val="a3"/>
-        <w:spacing w:line="520" w:lineRule="exact"/>
-        <w:rPr>
-          <w:rFonts w:hAnsi="宋体" w:cs="宋体"/>
-          <w:sz w:val="30"/>
-          <w:szCs w:val="30"/>
-          <w:u w:val="single"/>
-        </w:rPr>
-      </w:pPr>
-      <w:r>
-        <w:rPr>
-          <w:rFonts w:hAnsi="宋体" w:cs="宋体" w:hint="eastAsia"/>
-          <w:sz w:val="30"/>
-          <w:szCs w:val="30"/>
-          <w:u w:val="single"/>
-        </w:rPr>
-        <w:t>问：事后是否报警？公安机关如何处理？</w:t>
-      </w:r>
-    </w:p>
-    <w:p>
-      <w:pPr>
-        <w:pStyle w:val="a3"/>
-        <w:spacing w:line="520" w:lineRule="exact"/>
-        <w:rPr>
-          <w:rFonts w:hAnsi="宋体" w:cs="宋体"/>
-          <w:sz w:val="30"/>
-          <w:szCs w:val="30"/>
-          <w:u w:val="single"/>
-        </w:rPr>
-      </w:pPr>
-      <w:r>
-        <w:rPr>
-          <w:rFonts w:hAnsi="宋体" w:cs="宋体" w:hint="eastAsia"/>
-          <w:sz w:val="30"/>
-          <w:szCs w:val="30"/>
-          <w:u w:val="single"/>
-        </w:rPr>
-        <w:t>答：报警了。</w:t>
-      </w:r>
-      <w:r>
-        <w:rPr>
-          <w:rFonts w:hAnsi="宋体" w:cs="宋体" w:hint="eastAsia"/>
-          <w:sz w:val="30"/>
-          <w:szCs w:val="30"/>
-          <w:u w:val="single"/>
-        </w:rPr>
-        <w:t>XXX</w:t>
-      </w:r>
-      <w:r>
-        <w:rPr>
-          <w:rFonts w:hAnsi="宋体" w:cs="宋体" w:hint="eastAsia"/>
-          <w:sz w:val="30"/>
-          <w:szCs w:val="30"/>
-          <w:u w:val="single"/>
-        </w:rPr>
-        <w:t>派出所的民警来了，做了笔录，还去了医院给我做了伤情鉴定。目前案子应该还在处理中。（注：此处应提醒职工后续需提供《受案回执》或《处理意见书》等警方证明）</w:t>
-      </w:r>
-    </w:p>
-    <w:p>
-      <w:pPr>
-        <w:pStyle w:val="a3"/>
-        <w:spacing w:line="520" w:lineRule="exact"/>
-        <w:rPr>
-          <w:rFonts w:hAnsi="宋体" w:cs="宋体"/>
-          <w:sz w:val="30"/>
-          <w:szCs w:val="30"/>
-          <w:u w:val="single"/>
-        </w:rPr>
-      </w:pPr>
-      <w:r>
-        <w:rPr>
-          <w:rFonts w:hAnsi="宋体" w:cs="宋体" w:hint="eastAsia"/>
-          <w:sz w:val="30"/>
-          <w:szCs w:val="30"/>
-          <w:u w:val="single"/>
-        </w:rPr>
-        <w:t>问：请问你这次受伤的部位，在以前有没有旧伤？</w:t>
-      </w:r>
-    </w:p>
-    <w:p>
-      <w:pPr>
-        <w:pStyle w:val="a3"/>
-        <w:spacing w:line="520" w:lineRule="exact"/>
-        <w:rPr>
-          <w:rFonts w:hAnsi="宋体" w:cs="宋体"/>
-          <w:sz w:val="30"/>
-          <w:szCs w:val="30"/>
-          <w:u w:val="single"/>
-        </w:rPr>
-      </w:pPr>
-      <w:r>
-        <w:rPr>
-          <w:rFonts w:hAnsi="宋体" w:cs="宋体" w:hint="eastAsia"/>
-          <w:sz w:val="30"/>
-          <w:szCs w:val="30"/>
-          <w:u w:val="single"/>
-        </w:rPr>
-        <w:t>答：没有，以前这</w:t>
-      </w:r>
-      <w:r>
-        <w:rPr>
-          <w:rFonts w:hAnsi="宋体" w:cs="宋体" w:hint="eastAsia"/>
-          <w:sz w:val="30"/>
-          <w:szCs w:val="30"/>
-          <w:u w:val="single"/>
-        </w:rPr>
-        <w:t>些部位从没受过伤。</w:t>
-      </w:r>
-    </w:p>
-    <w:p>
-      <w:pPr>
-        <w:pStyle w:val="a3"/>
         <w:tabs>
           <w:tab w:val="left" w:pos="142"/>
         </w:tabs>
@@ -1316,194 +653,416 @@
           <w:szCs w:val="30"/>
           <w:u w:val="single"/>
         </w:rPr>
-        <w:t>问：你受伤后去的哪个医院？是谁送你去救治的？</w:t>
-      </w:r>
-    </w:p>
-    <w:p>
-      <w:pPr>
-        <w:pStyle w:val="a3"/>
-        <w:spacing w:line="520" w:lineRule="exact"/>
-        <w:rPr>
-          <w:rFonts w:hAnsi="宋体" w:cs="宋体"/>
-          <w:sz w:val="30"/>
-          <w:szCs w:val="30"/>
-          <w:u w:val="single"/>
-        </w:rPr>
-      </w:pPr>
-      <w:r>
-        <w:rPr>
-          <w:rFonts w:hAnsi="宋体" w:cs="宋体" w:hint="eastAsia"/>
-          <w:sz w:val="30"/>
-          <w:szCs w:val="30"/>
-          <w:u w:val="single"/>
-        </w:rPr>
-        <w:t>答：</w:t>
-      </w:r>
-      <w:r>
-        <w:rPr>
-          <w:rFonts w:hAnsi="宋体" w:cs="宋体" w:hint="eastAsia"/>
-          <w:sz w:val="30"/>
-          <w:szCs w:val="30"/>
-          <w:u w:val="single"/>
-        </w:rPr>
-        <w:t>我</w:t>
-      </w:r>
-      <w:r>
-        <w:rPr>
-          <w:rFonts w:hAnsi="宋体" w:cs="宋体" w:hint="eastAsia"/>
-          <w:sz w:val="30"/>
-          <w:szCs w:val="30"/>
-          <w:u w:val="single"/>
-        </w:rPr>
-        <w:t>自己去了温州东华手足医院治疗。</w:t>
-      </w:r>
-    </w:p>
-    <w:p>
-      <w:pPr>
-        <w:pStyle w:val="a3"/>
-        <w:spacing w:line="520" w:lineRule="exact"/>
-        <w:rPr>
-          <w:rFonts w:hAnsi="宋体" w:cs="宋体"/>
-          <w:sz w:val="30"/>
-          <w:szCs w:val="30"/>
-          <w:u w:val="single"/>
-        </w:rPr>
-      </w:pPr>
-      <w:r>
-        <w:rPr>
-          <w:rFonts w:hAnsi="宋体" w:cs="宋体" w:hint="eastAsia"/>
-          <w:sz w:val="30"/>
-          <w:szCs w:val="30"/>
-          <w:u w:val="single"/>
-        </w:rPr>
-        <w:t>问：你此次受伤医院对你的医疗结论是什么？</w:t>
-      </w:r>
-    </w:p>
-    <w:p>
-      <w:pPr>
-        <w:pStyle w:val="a3"/>
-        <w:spacing w:line="520" w:lineRule="exact"/>
-        <w:rPr>
-          <w:rFonts w:hAnsi="宋体" w:cs="宋体"/>
-          <w:sz w:val="30"/>
-          <w:szCs w:val="30"/>
-          <w:u w:val="single"/>
-        </w:rPr>
-      </w:pPr>
-      <w:r>
-        <w:rPr>
-          <w:rFonts w:hAnsi="宋体" w:cs="宋体" w:hint="eastAsia"/>
-          <w:sz w:val="30"/>
-          <w:szCs w:val="30"/>
-          <w:u w:val="single"/>
-        </w:rPr>
-        <w:t>答：</w:t>
-      </w:r>
-      <w:r>
-        <w:rPr>
-          <w:rFonts w:hAnsi="宋体" w:cs="宋体" w:hint="eastAsia"/>
-          <w:sz w:val="30"/>
-          <w:szCs w:val="30"/>
-          <w:u w:val="single"/>
-        </w:rPr>
-        <w:t>医疗结论是：</w:t>
-      </w:r>
-      <w:r>
-        <w:rPr>
-          <w:rFonts w:hAnsi="宋体" w:cs="宋体" w:hint="eastAsia"/>
-          <w:sz w:val="30"/>
-          <w:szCs w:val="30"/>
-          <w:u w:val="single"/>
-        </w:rPr>
-        <w:t>腰部软组织挫伤。</w:t>
-      </w:r>
-    </w:p>
-    <w:p>
-      <w:pPr>
-        <w:pStyle w:val="a3"/>
-        <w:spacing w:line="520" w:lineRule="exact"/>
-        <w:rPr>
-          <w:rFonts w:hAnsi="宋体" w:cs="宋体"/>
-          <w:sz w:val="30"/>
-          <w:szCs w:val="30"/>
-          <w:u w:val="single"/>
-        </w:rPr>
-      </w:pPr>
-      <w:r>
-        <w:rPr>
-          <w:rFonts w:hAnsi="宋体" w:cs="宋体" w:hint="eastAsia"/>
-          <w:sz w:val="30"/>
-          <w:szCs w:val="30"/>
-          <w:u w:val="single"/>
-        </w:rPr>
-        <w:t>问：从受伤后到医院就诊期间，你的伤处有没有因为其他非工作原因再次发生过意外？</w:t>
-      </w:r>
-    </w:p>
-    <w:p>
-      <w:pPr>
-        <w:pStyle w:val="a3"/>
-        <w:spacing w:line="520" w:lineRule="exact"/>
-        <w:rPr>
-          <w:rFonts w:hAnsi="宋体" w:cs="宋体"/>
-          <w:sz w:val="30"/>
-          <w:szCs w:val="30"/>
-          <w:u w:val="single"/>
-        </w:rPr>
-      </w:pPr>
-      <w:r>
-        <w:rPr>
-          <w:rFonts w:hAnsi="宋体" w:cs="宋体" w:hint="eastAsia"/>
-          <w:sz w:val="30"/>
-          <w:szCs w:val="30"/>
-          <w:u w:val="single"/>
-        </w:rPr>
-        <w:t>答：没有，从公司被打伤后就直接去医院了，中间没有再伤到。</w:t>
-      </w:r>
-    </w:p>
-    <w:p>
-      <w:pPr>
-        <w:pStyle w:val="a3"/>
-        <w:spacing w:line="520" w:lineRule="exact"/>
-        <w:rPr>
-          <w:rFonts w:hAnsi="宋体" w:cs="宋体"/>
-          <w:sz w:val="30"/>
-          <w:szCs w:val="30"/>
-          <w:u w:val="single"/>
-        </w:rPr>
-      </w:pPr>
-      <w:bookmarkStart w:id="3" w:name="_Hlk90367064"/>
-      <w:r>
-        <w:rPr>
-          <w:rFonts w:hAnsi="宋体" w:cs="宋体" w:hint="eastAsia"/>
-          <w:sz w:val="30"/>
-          <w:szCs w:val="30"/>
-          <w:u w:val="single"/>
-        </w:rPr>
-        <w:t>问：你应当如实回答我们的询问并协助调查，不得提供虚假证言，否则将承担法律责任，你清楚吗？</w:t>
-      </w:r>
-    </w:p>
-    <w:p>
-      <w:pPr>
-        <w:pStyle w:val="a3"/>
-        <w:spacing w:line="520" w:lineRule="exact"/>
-        <w:rPr>
-          <w:rFonts w:hAnsi="宋体" w:cs="宋体"/>
-          <w:sz w:val="30"/>
-          <w:szCs w:val="30"/>
-          <w:u w:val="single"/>
-        </w:rPr>
-      </w:pPr>
-      <w:r>
-        <w:rPr>
-          <w:rFonts w:hAnsi="宋体" w:cs="宋体" w:hint="eastAsia"/>
-          <w:sz w:val="30"/>
-          <w:szCs w:val="30"/>
-          <w:u w:val="single"/>
-        </w:rPr>
-        <w:t>答：我知道的。</w:t>
-      </w:r>
-    </w:p>
-    <w:bookmarkEnd w:id="3"/>
+        <w:t>答：{自我介绍}</w:t>
+      </w:r>
+    </w:p>
+    <w:p>
+      <w:pPr>
+        <w:pStyle w:val="a3"/>
+        <w:spacing w:line="520" w:lineRule="exact"/>
+        <w:rPr>
+          <w:rFonts w:hAnsi="宋体" w:cs="宋体"/>
+          <w:sz w:val="30"/>
+          <w:szCs w:val="30"/>
+          <w:u w:val="single"/>
+        </w:rPr>
+      </w:pPr>
+      <w:r>
+        <w:rPr>
+          <w:rFonts w:hAnsi="宋体" w:cs="宋体" w:hint="eastAsia"/>
+          <w:sz w:val="30"/>
+          <w:szCs w:val="30"/>
+          <w:u w:val="single"/>
+        </w:rPr>
+        <w:t>问：你跟</w:t>
+      </w:r>
+      <w:r>
+        <w:rPr>
+          <w:sz w:val="30"/>
+          <w:szCs w:val="30"/>
+          <w:u w:val="single"/>
+        </w:rPr>
+        <w:t>{用人单位}</w:t>
+      </w:r>
+      <w:r>
+        <w:rPr>
+          <w:rFonts w:hAnsi="宋体" w:cs="宋体" w:hint="eastAsia"/>
+          <w:sz w:val="30"/>
+          <w:szCs w:val="30"/>
+          <w:u w:val="single"/>
+        </w:rPr>
+        <w:t>有没有签订劳动合同关系？有没有参加工伤保险？</w:t>
+      </w:r>
+    </w:p>
+    <w:p>
+      <w:pPr>
+        <w:pStyle w:val="a3"/>
+        <w:spacing w:line="520" w:lineRule="exact"/>
+        <w:rPr>
+          <w:rFonts w:hAnsi="宋体" w:cs="宋体"/>
+          <w:sz w:val="30"/>
+          <w:szCs w:val="30"/>
+          <w:u w:val="single"/>
+        </w:rPr>
+      </w:pPr>
+      <w:r>
+        <w:rPr>
+          <w:rFonts w:hAnsi="宋体" w:cs="宋体" w:hint="eastAsia"/>
+          <w:sz w:val="30"/>
+          <w:szCs w:val="30"/>
+          <w:u w:val="single"/>
+        </w:rPr>
+        <w:lastRenderedPageBreak/>
+        <w:t>答：有签过的，劳动合同上的字是我签的，手印是我按的，有参加工伤保险的。</w:t>
+      </w:r>
+    </w:p>
+    <w:p>
+      <w:pPr>
+        <w:pStyle w:val="a3"/>
+        <w:spacing w:line="520" w:lineRule="exact"/>
+        <w:rPr>
+          <w:rFonts w:hAnsi="宋体" w:cs="宋体"/>
+          <w:sz w:val="30"/>
+          <w:szCs w:val="30"/>
+          <w:u w:val="single"/>
+        </w:rPr>
+      </w:pPr>
+      <w:bookmarkStart w:id="2" w:name="OLE_LINK1"/>
+      <w:r>
+        <w:rPr>
+          <w:rFonts w:hAnsi="宋体" w:cs="宋体" w:hint="eastAsia"/>
+          <w:sz w:val="30"/>
+          <w:szCs w:val="30"/>
+          <w:u w:val="single"/>
+        </w:rPr>
+        <w:t>问：你的正常工作时间是怎样的？事发当日你是否在岗工作？</w:t>
+      </w:r>
+    </w:p>
+    <w:p>
+      <w:pPr>
+        <w:pStyle w:val="a3"/>
+        <w:spacing w:line="520" w:lineRule="exact"/>
+        <w:rPr>
+          <w:rFonts w:hAnsi="宋体" w:cs="宋体"/>
+          <w:sz w:val="30"/>
+          <w:szCs w:val="30"/>
+          <w:u w:val="single"/>
+        </w:rPr>
+      </w:pPr>
+      <w:r>
+        <w:rPr>
+          <w:rFonts w:hAnsi="宋体" w:cs="宋体" w:hint="eastAsia"/>
+          <w:sz w:val="30"/>
+          <w:szCs w:val="30"/>
+          <w:u w:val="single"/>
+        </w:rPr>
+        <w:t>答：我的班次是白班，从上午8:00到下午17:00。事发当天XXXX年XX月XX日，我正常在岗上班。</w:t>
+      </w:r>
+    </w:p>
+    <w:p>
+      <w:pPr>
+        <w:pStyle w:val="a3"/>
+        <w:spacing w:line="520" w:lineRule="exact"/>
+        <w:rPr>
+          <w:rFonts w:hAnsi="宋体" w:cs="宋体"/>
+          <w:sz w:val="30"/>
+          <w:szCs w:val="30"/>
+          <w:u w:val="single"/>
+        </w:rPr>
+      </w:pPr>
+      <w:r>
+        <w:rPr>
+          <w:rFonts w:hAnsi="宋体" w:cs="宋体" w:hint="eastAsia"/>
+          <w:sz w:val="30"/>
+          <w:szCs w:val="30"/>
+          <w:u w:val="single"/>
+        </w:rPr>
+        <w:t>问：请你详细的描述一下受伤经过？是谁、因为什么原因、如何导致你受伤的？</w:t>
+      </w:r>
+    </w:p>
+    <w:p>
+      <w:pPr>
+        <w:pStyle w:val="a3"/>
+        <w:spacing w:line="520" w:lineRule="exact"/>
+        <w:rPr>
+          <w:rFonts w:hAnsi="宋体" w:cs="宋体"/>
+          <w:sz w:val="30"/>
+          <w:szCs w:val="30"/>
+          <w:u w:val="single"/>
+        </w:rPr>
+      </w:pPr>
+      <w:r>
+        <w:rPr>
+          <w:rFonts w:hAnsi="宋体" w:cs="宋体" w:hint="eastAsia"/>
+          <w:sz w:val="30"/>
+          <w:szCs w:val="30"/>
+          <w:u w:val="single"/>
+        </w:rPr>
+        <w:t>答：下午15:30左右，一辆黑色轿车（车牌号我没看清）想要强行闯入公司卸货区，按规定那里不允许外来车辆进入。我作为保安，上前进行阻拦并询问情况，要求对方出示证件或联系内部人员。车上下来一名30多岁的男性驾驶员，情绪非常激动，开始对我进行辱骂。我继续耐心解释公司规定，但他突然挥拳击打我的面部。我猝不及防，被击中鼻子，当场流血不止，摔倒时腰部也撞在了岗亭的门框上。</w:t>
+      </w:r>
+    </w:p>
+    <w:p>
+      <w:pPr>
+        <w:pStyle w:val="a3"/>
+        <w:spacing w:line="520" w:lineRule="exact"/>
+        <w:rPr>
+          <w:rFonts w:hAnsi="宋体" w:cs="宋体"/>
+          <w:sz w:val="30"/>
+          <w:szCs w:val="30"/>
+          <w:u w:val="single"/>
+        </w:rPr>
+      </w:pPr>
+      <w:r>
+        <w:rPr>
+          <w:rFonts w:hAnsi="宋体" w:cs="宋体" w:hint="eastAsia"/>
+          <w:sz w:val="30"/>
+          <w:szCs w:val="30"/>
+          <w:u w:val="single"/>
+        </w:rPr>
+        <w:t>问：你当时为什么要阻拦该车辆？这是你的工作职责吗？</w:t>
+      </w:r>
+    </w:p>
+    <w:p>
+      <w:pPr>
+        <w:pStyle w:val="a3"/>
+        <w:spacing w:line="520" w:lineRule="exact"/>
+        <w:rPr>
+          <w:rFonts w:hAnsi="宋体" w:cs="宋体"/>
+          <w:sz w:val="30"/>
+          <w:szCs w:val="30"/>
+          <w:u w:val="single"/>
+        </w:rPr>
+      </w:pPr>
+      <w:r>
+        <w:rPr>
+          <w:rFonts w:hAnsi="宋体" w:cs="宋体" w:hint="eastAsia"/>
+          <w:sz w:val="30"/>
+          <w:szCs w:val="30"/>
+          <w:u w:val="single"/>
+        </w:rPr>
+        <w:t>答：是的，维护大门秩序，管理车辆进出，核查陌生车辆和人员，这完全是我的本职工作。公司保安手册和岗位职责里都有明确规定。我当时正是在履行我的工作职责。</w:t>
+      </w:r>
+    </w:p>
+    <w:p>
+      <w:pPr>
+        <w:pStyle w:val="a3"/>
+        <w:spacing w:line="520" w:lineRule="exact"/>
+        <w:rPr>
+          <w:rFonts w:hAnsi="宋体" w:cs="宋体"/>
+          <w:sz w:val="30"/>
+          <w:szCs w:val="30"/>
+          <w:u w:val="single"/>
+        </w:rPr>
+      </w:pPr>
+      <w:r>
+        <w:rPr>
+          <w:rFonts w:hAnsi="宋体" w:cs="宋体" w:hint="eastAsia"/>
+          <w:sz w:val="30"/>
+          <w:szCs w:val="30"/>
+          <w:u w:val="single"/>
+        </w:rPr>
+        <w:t>问：你与该名男子之前是否认识？是否有个人恩怨？</w:t>
+      </w:r>
+    </w:p>
+    <w:p>
+      <w:pPr>
+        <w:pStyle w:val="a3"/>
+        <w:spacing w:line="520" w:lineRule="exact"/>
+        <w:rPr>
+          <w:rFonts w:hAnsi="宋体" w:cs="宋体"/>
+          <w:sz w:val="30"/>
+          <w:szCs w:val="30"/>
+          <w:u w:val="single"/>
+        </w:rPr>
+      </w:pPr>
+      <w:r>
+        <w:rPr>
+          <w:rFonts w:hAnsi="宋体" w:cs="宋体" w:hint="eastAsia"/>
+          <w:sz w:val="30"/>
+          <w:szCs w:val="30"/>
+          <w:u w:val="single"/>
+        </w:rPr>
+        <w:t>答：完全不认识，从来没见过他。我跟他没有任何私人矛盾。他就是因为我不让他进去而动手的。</w:t>
+      </w:r>
+    </w:p>
+    <w:p>
+      <w:pPr>
+        <w:pStyle w:val="a3"/>
+        <w:spacing w:line="520" w:lineRule="exact"/>
+        <w:rPr>
+          <w:rFonts w:hAnsi="宋体" w:cs="宋体"/>
+          <w:sz w:val="30"/>
+          <w:szCs w:val="30"/>
+          <w:u w:val="single"/>
+        </w:rPr>
+      </w:pPr>
+      <w:r>
+        <w:rPr>
+          <w:rFonts w:hAnsi="宋体" w:cs="宋体" w:hint="eastAsia"/>
+          <w:sz w:val="30"/>
+          <w:szCs w:val="30"/>
+          <w:u w:val="single"/>
+        </w:rPr>
+        <w:t>问：事发时是否有其他人在场？谁能为你证明？</w:t>
+      </w:r>
+    </w:p>
+    <w:p>
+      <w:pPr>
+        <w:pStyle w:val="a3"/>
+        <w:spacing w:line="520" w:lineRule="exact"/>
+        <w:rPr>
+          <w:rFonts w:hAnsi="宋体" w:cs="宋体"/>
+          <w:sz w:val="30"/>
+          <w:szCs w:val="30"/>
+          <w:u w:val="single"/>
+        </w:rPr>
+      </w:pPr>
+      <w:r>
+        <w:rPr>
+          <w:rFonts w:hAnsi="宋体" w:cs="宋体" w:hint="eastAsia"/>
+          <w:sz w:val="30"/>
+          <w:szCs w:val="30"/>
+          <w:u w:val="single"/>
+        </w:rPr>
+        <w:t>答：当时在场的还有我的同事XXX（另一个保安），他正在岗亭里，目睹了全过程。还有几个路过的大概是公司的员工也看到了。后来是同事XXX报</w:t>
+      </w:r>
+      <w:r>
+        <w:rPr>
+          <w:rFonts w:hAnsi="宋体" w:cs="宋体" w:hint="eastAsia"/>
+          <w:sz w:val="30"/>
+          <w:szCs w:val="30"/>
+          <w:u w:val="single"/>
+        </w:rPr>
+        <w:lastRenderedPageBreak/>
+        <w:t>的警并送我去医院的。</w:t>
+      </w:r>
+    </w:p>
+    <w:p>
+      <w:pPr>
+        <w:pStyle w:val="a3"/>
+        <w:spacing w:line="520" w:lineRule="exact"/>
+        <w:rPr>
+          <w:rFonts w:hAnsi="宋体" w:cs="宋体"/>
+          <w:sz w:val="30"/>
+          <w:szCs w:val="30"/>
+          <w:u w:val="single"/>
+        </w:rPr>
+      </w:pPr>
+      <w:r>
+        <w:rPr>
+          <w:rFonts w:hAnsi="宋体" w:cs="宋体" w:hint="eastAsia"/>
+          <w:sz w:val="30"/>
+          <w:szCs w:val="30"/>
+          <w:u w:val="single"/>
+        </w:rPr>
+        <w:t>问：你受伤时有无监控拍到你受伤的经过？</w:t>
+      </w:r>
+    </w:p>
+    <w:p>
+      <w:pPr>
+        <w:pStyle w:val="a3"/>
+        <w:spacing w:line="520" w:lineRule="exact"/>
+        <w:rPr>
+          <w:rFonts w:hAnsi="宋体" w:cs="宋体"/>
+          <w:sz w:val="30"/>
+          <w:szCs w:val="30"/>
+          <w:u w:val="single"/>
+        </w:rPr>
+      </w:pPr>
+      <w:r>
+        <w:rPr>
+          <w:rFonts w:hAnsi="宋体" w:cs="宋体" w:hint="eastAsia"/>
+          <w:sz w:val="30"/>
+          <w:szCs w:val="30"/>
+          <w:u w:val="single"/>
+        </w:rPr>
+        <w:t>答：我和他发生冲突的位置，那里是没有监控的。</w:t>
+      </w:r>
+    </w:p>
+    <w:p>
+      <w:pPr>
+        <w:pStyle w:val="a3"/>
+        <w:spacing w:line="520" w:lineRule="exact"/>
+        <w:rPr>
+          <w:rFonts w:hAnsi="宋体" w:cs="宋体"/>
+          <w:sz w:val="30"/>
+          <w:szCs w:val="30"/>
+          <w:u w:val="single"/>
+        </w:rPr>
+      </w:pPr>
+      <w:r>
+        <w:rPr>
+          <w:rFonts w:hAnsi="宋体" w:cs="宋体" w:hint="eastAsia"/>
+          <w:sz w:val="30"/>
+          <w:szCs w:val="30"/>
+          <w:u w:val="single"/>
+        </w:rPr>
+        <w:t>问：事后是否报警？公安机关如何处理？</w:t>
+      </w:r>
+    </w:p>
+    <w:p>
+      <w:pPr>
+        <w:pStyle w:val="a3"/>
+        <w:spacing w:line="520" w:lineRule="exact"/>
+        <w:rPr>
+          <w:rFonts w:hAnsi="宋体" w:cs="宋体"/>
+          <w:sz w:val="30"/>
+          <w:szCs w:val="30"/>
+          <w:u w:val="single"/>
+        </w:rPr>
+      </w:pPr>
+      <w:r>
+        <w:rPr>
+          <w:rFonts w:hAnsi="宋体" w:cs="宋体" w:hint="eastAsia"/>
+          <w:sz w:val="30"/>
+          <w:szCs w:val="30"/>
+          <w:u w:val="single"/>
+        </w:rPr>
+        <w:t>答：报警了。XXX派出所的民警来了，做了笔录，还去了医院给我做了伤情鉴定。目前案子应该还在处理中。（注：此处应提醒职工后续需提供《受案回执》或《处理意见书》等警方证明）</w:t>
+      </w:r>
+    </w:p>
+    <w:p>
+      <w:pPr>
+        <w:pStyle w:val="a3"/>
+        <w:spacing w:line="520" w:lineRule="exact"/>
+        <w:rPr>
+          <w:rFonts w:hAnsi="宋体" w:cs="宋体"/>
+          <w:sz w:val="30"/>
+          <w:szCs w:val="30"/>
+          <w:u w:val="single"/>
+        </w:rPr>
+      </w:pPr>
+      <w:r>
+        <w:rPr>
+          <w:rFonts w:hAnsi="宋体" w:cs="宋体" w:hint="eastAsia"/>
+          <w:sz w:val="30"/>
+          <w:szCs w:val="30"/>
+          <w:u w:val="single"/>
+        </w:rPr>
+        <w:t>问：请问你这次受伤的部位，在以前有没有旧伤？</w:t>
+      </w:r>
+    </w:p>
+    <w:p>
+      <w:pPr>
+        <w:pStyle w:val="a3"/>
+        <w:spacing w:line="520" w:lineRule="exact"/>
+        <w:rPr>
+          <w:rFonts w:hAnsi="宋体" w:cs="宋体"/>
+          <w:sz w:val="30"/>
+          <w:szCs w:val="30"/>
+          <w:u w:val="single"/>
+        </w:rPr>
+      </w:pPr>
+      <w:r>
+        <w:rPr>
+          <w:rFonts w:hAnsi="宋体" w:cs="宋体" w:hint="eastAsia"/>
+          <w:sz w:val="30"/>
+          <w:szCs w:val="30"/>
+          <w:u w:val="single"/>
+        </w:rPr>
+        <w:t>答：没有，以前这些部位从没受过伤。</w:t>
+      </w:r>
+    </w:p>
     <w:p>
       <w:pPr>
         <w:pStyle w:val="a3"/>
@@ -1525,6 +1084,179 @@
           <w:szCs w:val="30"/>
           <w:u w:val="single"/>
         </w:rPr>
+        <w:t>问：你受伤后去的哪个医院？是谁送你去救治的？</w:t>
+      </w:r>
+    </w:p>
+    <w:p>
+      <w:pPr>
+        <w:pStyle w:val="a3"/>
+        <w:spacing w:line="520" w:lineRule="exact"/>
+        <w:rPr>
+          <w:rFonts w:hAnsi="宋体" w:cs="宋体"/>
+          <w:sz w:val="30"/>
+          <w:szCs w:val="30"/>
+          <w:u w:val="single"/>
+        </w:rPr>
+      </w:pPr>
+      <w:r>
+        <w:rPr>
+          <w:rFonts w:hAnsi="宋体" w:cs="宋体" w:hint="eastAsia"/>
+          <w:sz w:val="30"/>
+          <w:szCs w:val="30"/>
+          <w:u w:val="single"/>
+        </w:rPr>
+        <w:t>答：我自己去了温州东华手足医院治疗。</w:t>
+      </w:r>
+    </w:p>
+    <w:p>
+      <w:pPr>
+        <w:pStyle w:val="a3"/>
+        <w:spacing w:line="520" w:lineRule="exact"/>
+        <w:rPr>
+          <w:rFonts w:hAnsi="宋体" w:cs="宋体"/>
+          <w:sz w:val="30"/>
+          <w:szCs w:val="30"/>
+          <w:u w:val="single"/>
+        </w:rPr>
+      </w:pPr>
+      <w:r>
+        <w:rPr>
+          <w:rFonts w:hAnsi="宋体" w:cs="宋体" w:hint="eastAsia"/>
+          <w:sz w:val="30"/>
+          <w:szCs w:val="30"/>
+          <w:u w:val="single"/>
+        </w:rPr>
+        <w:t>问：你此次受伤医院对你的医疗结论是什么？</w:t>
+      </w:r>
+    </w:p>
+    <w:p>
+      <w:pPr>
+        <w:pStyle w:val="a3"/>
+        <w:spacing w:line="520" w:lineRule="exact"/>
+        <w:rPr>
+          <w:rFonts w:hAnsi="宋体" w:cs="宋体"/>
+          <w:sz w:val="30"/>
+          <w:szCs w:val="30"/>
+          <w:u w:val="single"/>
+        </w:rPr>
+      </w:pPr>
+      <w:r>
+        <w:rPr>
+          <w:rFonts w:hAnsi="宋体" w:cs="宋体" w:hint="eastAsia"/>
+          <w:sz w:val="30"/>
+          <w:szCs w:val="30"/>
+          <w:u w:val="single"/>
+        </w:rPr>
+        <w:t>答：医疗结论是：腰部软组织挫伤。</w:t>
+      </w:r>
+    </w:p>
+    <w:p>
+      <w:pPr>
+        <w:pStyle w:val="a3"/>
+        <w:spacing w:line="520" w:lineRule="exact"/>
+        <w:rPr>
+          <w:rFonts w:hAnsi="宋体" w:cs="宋体"/>
+          <w:sz w:val="30"/>
+          <w:szCs w:val="30"/>
+          <w:u w:val="single"/>
+        </w:rPr>
+      </w:pPr>
+      <w:r>
+        <w:rPr>
+          <w:rFonts w:hAnsi="宋体" w:cs="宋体" w:hint="eastAsia"/>
+          <w:sz w:val="30"/>
+          <w:szCs w:val="30"/>
+          <w:u w:val="single"/>
+        </w:rPr>
+        <w:t>问：从受伤后到医院就诊期间，你的伤处有没有因为其他非工作原因再次发生过意外？</w:t>
+      </w:r>
+    </w:p>
+    <w:p>
+      <w:pPr>
+        <w:pStyle w:val="a3"/>
+        <w:spacing w:line="520" w:lineRule="exact"/>
+        <w:rPr>
+          <w:rFonts w:hAnsi="宋体" w:cs="宋体"/>
+          <w:sz w:val="30"/>
+          <w:szCs w:val="30"/>
+          <w:u w:val="single"/>
+        </w:rPr>
+      </w:pPr>
+      <w:r>
+        <w:rPr>
+          <w:rFonts w:hAnsi="宋体" w:cs="宋体" w:hint="eastAsia"/>
+          <w:sz w:val="30"/>
+          <w:szCs w:val="30"/>
+          <w:u w:val="single"/>
+        </w:rPr>
+        <w:t>答：没有，从公司被打伤后就直接去医院了，中间没有再伤到。</w:t>
+      </w:r>
+    </w:p>
+    <w:p>
+      <w:pPr>
+        <w:pStyle w:val="a3"/>
+        <w:spacing w:line="520" w:lineRule="exact"/>
+        <w:rPr>
+          <w:rFonts w:hAnsi="宋体" w:cs="宋体"/>
+          <w:sz w:val="30"/>
+          <w:szCs w:val="30"/>
+          <w:u w:val="single"/>
+        </w:rPr>
+      </w:pPr>
+      <w:bookmarkStart w:id="3" w:name="_Hlk90367064"/>
+      <w:r>
+        <w:rPr>
+          <w:rFonts w:hAnsi="宋体" w:cs="宋体" w:hint="eastAsia"/>
+          <w:sz w:val="30"/>
+          <w:szCs w:val="30"/>
+          <w:u w:val="single"/>
+        </w:rPr>
+        <w:t>问：你应当如实回答我们的询问并协助调查，不得提供虚假证言，否则将承担法律责任，你清楚吗？</w:t>
+      </w:r>
+    </w:p>
+    <w:p>
+      <w:pPr>
+        <w:pStyle w:val="a3"/>
+        <w:spacing w:line="520" w:lineRule="exact"/>
+        <w:rPr>
+          <w:rFonts w:hAnsi="宋体" w:cs="宋体"/>
+          <w:sz w:val="30"/>
+          <w:szCs w:val="30"/>
+          <w:u w:val="single"/>
+        </w:rPr>
+      </w:pPr>
+      <w:r>
+        <w:rPr>
+          <w:rFonts w:hAnsi="宋体" w:cs="宋体" w:hint="eastAsia"/>
+          <w:sz w:val="30"/>
+          <w:szCs w:val="30"/>
+          <w:u w:val="single"/>
+        </w:rPr>
+        <w:t>答：我知道的。</w:t>
+      </w:r>
+    </w:p>
+    <w:bookmarkEnd w:id="3"/>
+    <w:p>
+      <w:pPr>
+        <w:pStyle w:val="a3"/>
+        <w:tabs>
+          <w:tab w:val="left" w:pos="142"/>
+        </w:tabs>
+        <w:spacing w:line="520" w:lineRule="exact"/>
+        <w:rPr>
+          <w:rFonts w:hAnsi="宋体" w:cs="宋体"/>
+          <w:sz w:val="30"/>
+          <w:szCs w:val="30"/>
+          <w:u w:val="single"/>
+        </w:rPr>
+      </w:pPr>
+      <w:r>
+        <w:rPr>
+          <w:rFonts w:hAnsi="宋体" w:cs="宋体" w:hint="eastAsia"/>
+          <w:sz w:val="30"/>
+          <w:szCs w:val="30"/>
+          <w:u w:val="single"/>
+        </w:rPr>
         <w:t>问：你受伤后去医院的药费是谁支付的？</w:t>
       </w:r>
     </w:p>
@@ -1546,16 +1278,7 @@
           <w:szCs w:val="30"/>
           <w:u w:val="single"/>
         </w:rPr>
-        <w:t>答：公司支付的。</w:t>
-      </w:r>
-      <w:r>
-        <w:rPr>
-          <w:rFonts w:hAnsi="宋体" w:cs="宋体" w:hint="eastAsia"/>
-          <w:sz w:val="30"/>
-          <w:szCs w:val="30"/>
-          <w:u w:val="single"/>
-        </w:rPr>
-        <w:t xml:space="preserve">  </w:t>
+        <w:t xml:space="preserve">答：公司支付的。  </w:t>
       </w:r>
     </w:p>
     <w:p>
@@ -1597,54 +1320,7 @@
           <w:szCs w:val="30"/>
           <w:u w:val="single"/>
         </w:rPr>
-        <w:t>答：</w:t>
-      </w:r>
-      <w:r>
-        <w:rPr>
-          <w:rFonts w:hAnsi="宋体" w:cs="宋体" w:hint="eastAsia"/>
-          <w:sz w:val="30"/>
-          <w:szCs w:val="30"/>
-          <w:u w:val="single"/>
-        </w:rPr>
-        <w:t>没有了。</w:t>
-      </w:r>
-    </w:p>
-    <w:p>
-      <w:pPr>
-        <w:pStyle w:val="a3"/>
-        <w:spacing w:line="520" w:lineRule="exact"/>
-        <w:rPr>
-          <w:rFonts w:hAnsi="宋体" w:cs="宋体"/>
-          <w:sz w:val="30"/>
-          <w:szCs w:val="30"/>
-        </w:rPr>
-      </w:pPr>
-      <w:r>
-        <w:rPr>
-          <w:rFonts w:hAnsi="宋体" w:cs="宋体" w:hint="eastAsia"/>
-          <w:sz w:val="30"/>
-          <w:szCs w:val="30"/>
-          <w:u w:val="single"/>
-        </w:rPr>
-        <w:t>问：上述情况是否属实</w:t>
-      </w:r>
-      <w:r>
-        <w:rPr>
-          <w:rFonts w:hAnsi="宋体" w:cs="宋体" w:hint="eastAsia"/>
-          <w:sz w:val="30"/>
-          <w:szCs w:val="30"/>
-          <w:u w:val="single"/>
-        </w:rPr>
-        <w:t>?</w:t>
-      </w:r>
-      <w:r>
-        <w:rPr>
-          <w:rFonts w:hAnsi="宋体" w:cs="宋体" w:hint="eastAsia"/>
-          <w:sz w:val="30"/>
-          <w:szCs w:val="30"/>
-          <w:u w:val="single"/>
-        </w:rPr>
-        <w:t>是否和你本人说的一样？</w:t>
+        <w:t>答：没有了。</w:t>
       </w:r>
     </w:p>
     <w:p>
@@ -1665,16 +1341,27 @@
           <w:u w:val="single"/>
         </w:rPr>
         <w:lastRenderedPageBreak/>
-        <w:t>答：</w:t>
-      </w:r>
-      <w:r>
-        <w:rPr>
-          <w:rFonts w:hAnsi="宋体" w:cs="宋体" w:hint="eastAsia"/>
-          <w:sz w:val="30"/>
-          <w:szCs w:val="30"/>
-          <w:u w:val="single"/>
-        </w:rPr>
-        <w:t xml:space="preserve">                                                         </w:t>
+        <w:t>问：上述情况是否属实?是否和你本人说的一样？</w:t>
+      </w:r>
+    </w:p>
+    <w:p>
+      <w:pPr>
+        <w:pStyle w:val="a3"/>
+        <w:spacing w:line="520" w:lineRule="exact"/>
+        <w:rPr>
+          <w:rFonts w:hAnsi="宋体" w:cs="宋体"/>
+          <w:sz w:val="30"/>
+          <w:szCs w:val="30"/>
+        </w:rPr>
+      </w:pPr>
+      <w:r>
+        <w:rPr>
+          <w:rFonts w:hAnsi="宋体" w:cs="宋体" w:hint="eastAsia"/>
+          <w:sz w:val="30"/>
+          <w:szCs w:val="30"/>
+          <w:u w:val="single"/>
+        </w:rPr>
+        <w:t xml:space="preserve">答：                                                         </w:t>
       </w:r>
       <w:r>
         <w:rPr>
@@ -1781,55 +1468,7 @@
         <w:sz w:val="24"/>
         <w:szCs w:val="24"/>
       </w:rPr>
-      <w:t>被调查（询问）人签名：</w:t>
-    </w:r>
-    <w:r>
-      <w:rPr>
-        <w:rFonts w:hAnsi="宋体" w:cs="宋体" w:hint="eastAsia"/>
-        <w:sz w:val="24"/>
-        <w:szCs w:val="24"/>
-      </w:rPr>
-      <w:t xml:space="preserve">                                             </w:t>
-    </w:r>
-    <w:r>
-      <w:rPr>
-        <w:rFonts w:hAnsi="宋体" w:cs="宋体" w:hint="eastAsia"/>
-        <w:sz w:val="24"/>
-        <w:szCs w:val="24"/>
-      </w:rPr>
-      <w:t>年</w:t>
-    </w:r>
-    <w:r>
-      <w:rPr>
-        <w:rFonts w:hAnsi="宋体" w:cs="宋体" w:hint="eastAsia"/>
-        <w:sz w:val="24"/>
-        <w:szCs w:val="24"/>
-      </w:rPr>
-      <w:t xml:space="preserve">    </w:t>
-    </w:r>
-    <w:r>
-      <w:rPr>
-        <w:rFonts w:hAnsi="宋体" w:cs="宋体" w:hint="eastAsia"/>
-        <w:sz w:val="24"/>
-        <w:szCs w:val="24"/>
-      </w:rPr>
-      <w:t>月</w:t>
-    </w:r>
-    <w:r>
-      <w:rPr>
-        <w:rFonts w:hAnsi="宋体" w:cs="宋体" w:hint="eastAsia"/>
-        <w:sz w:val="24"/>
-        <w:szCs w:val="24"/>
-      </w:rPr>
-      <w:t xml:space="preserve">    </w:t>
-    </w:r>
-    <w:r>
-      <w:rPr>
-        <w:rFonts w:hAnsi="宋体" w:cs="宋体" w:hint="eastAsia"/>
-        <w:sz w:val="24"/>
-        <w:szCs w:val="24"/>
-      </w:rPr>
-      <w:t>日</w:t>
+      <w:t>被调查（询问）人签名：                                             年    月    日</w:t>
     </w:r>
   </w:p>
   <w:p>

--- a/templates/本人谈话笔录（暴力伤害案件）.docx
+++ b/templates/本人谈话笔录（暴力伤害案件）.docx
@@ -88,7 +88,7 @@
           <w:szCs w:val="30"/>
           <w:u w:val="single"/>
         </w:rPr>
-        <w:t>{</w:t>
+        <w:t>{{</w:t>
       </w:r>
       <w:r>
         <w:rPr>
@@ -106,16 +106,43 @@
           <w:szCs w:val="30"/>
           <w:u w:val="single"/>
         </w:rPr>
-        <w:t>}</w:t>
-      </w:r>
-      <w:r>
-        <w:rPr>
-          <w:rFonts w:hAnsi="宋体" w:cs="宋体" w:hint="eastAsia"/>
-          <w:sz w:val="30"/>
-          <w:szCs w:val="30"/>
-          <w:u w:val="single"/>
-        </w:rPr>
-        <w:t xml:space="preserve">{当前时间} </w:t>
+        <w:t>}}</w:t>
+      </w:r>
+      <w:r>
+        <w:rPr>
+          <w:rFonts w:hAnsi="宋体" w:cs="宋体" w:hint="eastAsia"/>
+          <w:sz w:val="30"/>
+          <w:szCs w:val="30"/>
+          <w:u w:val="single"/>
+        </w:rPr>
+        <w:t>{{</w:t>
+      </w:r>
+      <w:r>
+        <w:rPr>
+          <w:rFonts w:hAnsi="宋体" w:cs="宋体" w:hint="eastAsia"/>
+          <w:sz w:val="30"/>
+          <w:szCs w:val="30"/>
+          <w:u w:val="single"/>
+        </w:rPr>
+        <w:t>当前时间</w:t>
+      </w:r>
+      <w:r>
+        <w:rPr>
+          <w:rFonts w:hAnsi="宋体" w:cs="宋体" w:hint="eastAsia"/>
+          <w:sz w:val="30"/>
+          <w:szCs w:val="30"/>
+          <w:u w:val="single"/>
+        </w:rPr>
+        <w:t>}}</w:t>
+      </w:r>
+      <w:r>
+        <w:rPr>
+          <w:rFonts w:hAnsi="宋体" w:cs="宋体" w:hint="eastAsia"/>
+          <w:sz w:val="30"/>
+          <w:szCs w:val="30"/>
+          <w:u w:val="single"/>
+        </w:rPr>
+        <w:t xml:space="preserve"> </w:t>
       </w:r>
     </w:p>
     <w:p>
@@ -191,7 +218,25 @@
           <w:szCs w:val="30"/>
           <w:u w:val="single"/>
         </w:rPr>
-        <w:t>{本人姓名}</w:t>
+        <w:t>{{</w:t>
+      </w:r>
+      <w:r>
+        <w:rPr>
+          <w:rFonts w:hAnsi="宋体" w:cs="宋体" w:hint="eastAsia"/>
+          <w:sz w:val="30"/>
+          <w:szCs w:val="30"/>
+          <w:u w:val="single"/>
+        </w:rPr>
+        <w:t>本人姓名</w:t>
+      </w:r>
+      <w:r>
+        <w:rPr>
+          <w:rFonts w:hAnsi="宋体" w:cs="宋体" w:hint="eastAsia"/>
+          <w:sz w:val="30"/>
+          <w:szCs w:val="30"/>
+          <w:u w:val="single"/>
+        </w:rPr>
+        <w:t>}}</w:t>
       </w:r>
       <w:r>
         <w:rPr>
@@ -219,7 +264,43 @@
           <w:szCs w:val="30"/>
           <w:u w:val="single"/>
         </w:rPr>
-        <w:t xml:space="preserve"> {本人性别} </w:t>
+        <w:t xml:space="preserve"> </w:t>
+      </w:r>
+      <w:r>
+        <w:rPr>
+          <w:rFonts w:hAnsi="宋体" w:cs="宋体" w:hint="eastAsia"/>
+          <w:sz w:val="30"/>
+          <w:szCs w:val="30"/>
+          <w:u w:val="single"/>
+        </w:rPr>
+        <w:t>{{</w:t>
+      </w:r>
+      <w:r>
+        <w:rPr>
+          <w:rFonts w:hAnsi="宋体" w:cs="宋体" w:hint="eastAsia"/>
+          <w:sz w:val="30"/>
+          <w:szCs w:val="30"/>
+          <w:u w:val="single"/>
+        </w:rPr>
+        <w:t>本人性别</w:t>
+      </w:r>
+      <w:r>
+        <w:rPr>
+          <w:rFonts w:hAnsi="宋体" w:cs="宋体" w:hint="eastAsia"/>
+          <w:sz w:val="30"/>
+          <w:szCs w:val="30"/>
+          <w:u w:val="single"/>
+        </w:rPr>
+        <w:t>}}</w:t>
+      </w:r>
+      <w:r>
+        <w:rPr>
+          <w:rFonts w:hAnsi="宋体" w:cs="宋体" w:hint="eastAsia"/>
+          <w:sz w:val="30"/>
+          <w:szCs w:val="30"/>
+          <w:u w:val="single"/>
+        </w:rPr>
+        <w:t xml:space="preserve"> </w:t>
       </w:r>
       <w:r>
         <w:rPr>
@@ -236,7 +317,43 @@
           <w:szCs w:val="30"/>
           <w:u w:val="single"/>
         </w:rPr>
-        <w:t xml:space="preserve"> {本人年龄} </w:t>
+        <w:t xml:space="preserve"> </w:t>
+      </w:r>
+      <w:r>
+        <w:rPr>
+          <w:rFonts w:hAnsi="宋体" w:cs="宋体" w:hint="eastAsia"/>
+          <w:sz w:val="30"/>
+          <w:szCs w:val="30"/>
+          <w:u w:val="single"/>
+        </w:rPr>
+        <w:t>{{</w:t>
+      </w:r>
+      <w:r>
+        <w:rPr>
+          <w:rFonts w:hAnsi="宋体" w:cs="宋体" w:hint="eastAsia"/>
+          <w:sz w:val="30"/>
+          <w:szCs w:val="30"/>
+          <w:u w:val="single"/>
+        </w:rPr>
+        <w:t>本人年龄</w:t>
+      </w:r>
+      <w:r>
+        <w:rPr>
+          <w:rFonts w:hAnsi="宋体" w:cs="宋体" w:hint="eastAsia"/>
+          <w:sz w:val="30"/>
+          <w:szCs w:val="30"/>
+          <w:u w:val="single"/>
+        </w:rPr>
+        <w:t>}}</w:t>
+      </w:r>
+      <w:r>
+        <w:rPr>
+          <w:rFonts w:hAnsi="宋体" w:cs="宋体" w:hint="eastAsia"/>
+          <w:sz w:val="30"/>
+          <w:szCs w:val="30"/>
+          <w:u w:val="single"/>
+        </w:rPr>
+        <w:t xml:space="preserve"> </w:t>
       </w:r>
     </w:p>
     <w:p>
@@ -282,7 +399,16 @@
           <w:szCs w:val="30"/>
           <w:u w:val="single"/>
         </w:rPr>
-        <w:t xml:space="preserve"> {</w:t>
+        <w:t xml:space="preserve"> </w:t>
+      </w:r>
+      <w:r>
+        <w:rPr>
+          <w:rFonts w:hAnsi="宋体" w:cs="宋体" w:hint="eastAsia"/>
+          <w:sz w:val="30"/>
+          <w:szCs w:val="30"/>
+          <w:u w:val="single"/>
+        </w:rPr>
+        <w:t>{{</w:t>
       </w:r>
       <w:r>
         <w:rPr>
@@ -300,7 +426,7 @@
           <w:szCs w:val="30"/>
           <w:u w:val="single"/>
         </w:rPr>
-        <w:t>}</w:t>
+        <w:t>}}</w:t>
       </w:r>
       <w:r>
         <w:rPr>
@@ -337,7 +463,25 @@
           <w:szCs w:val="30"/>
           <w:u w:val="single"/>
         </w:rPr>
-        <w:t>{本人身份证地址}</w:t>
+        <w:t>{{</w:t>
+      </w:r>
+      <w:r>
+        <w:rPr>
+          <w:rFonts w:hAnsi="宋体" w:cs="宋体" w:hint="eastAsia"/>
+          <w:sz w:val="30"/>
+          <w:szCs w:val="30"/>
+          <w:u w:val="single"/>
+        </w:rPr>
+        <w:t>本人身份证地址</w:t>
+      </w:r>
+      <w:r>
+        <w:rPr>
+          <w:rFonts w:hAnsi="宋体" w:cs="宋体" w:hint="eastAsia"/>
+          <w:sz w:val="30"/>
+          <w:szCs w:val="30"/>
+          <w:u w:val="single"/>
+        </w:rPr>
+        <w:t>}}</w:t>
       </w:r>
       <w:r>
         <w:rPr>
@@ -382,7 +526,23 @@
           <w:szCs w:val="30"/>
           <w:u w:val="single"/>
         </w:rPr>
-        <w:t>{用人单位}</w:t>
+        <w:t>{{</w:t>
+      </w:r>
+      <w:r>
+        <w:rPr>
+          <w:sz w:val="30"/>
+          <w:szCs w:val="30"/>
+          <w:u w:val="single"/>
+        </w:rPr>
+        <w:t>用人单位</w:t>
+      </w:r>
+      <w:r>
+        <w:rPr>
+          <w:sz w:val="30"/>
+          <w:szCs w:val="30"/>
+          <w:u w:val="single"/>
+        </w:rPr>
+        <w:t>}}</w:t>
       </w:r>
       <w:r>
         <w:rPr>
@@ -417,7 +577,43 @@
           <w:szCs w:val="30"/>
           <w:u w:val="single"/>
         </w:rPr>
-        <w:t xml:space="preserve">  {本人岗位}  </w:t>
+        <w:t xml:space="preserve">  </w:t>
+      </w:r>
+      <w:r>
+        <w:rPr>
+          <w:rFonts w:hAnsi="宋体" w:cs="宋体" w:hint="eastAsia"/>
+          <w:sz w:val="30"/>
+          <w:szCs w:val="30"/>
+          <w:u w:val="single"/>
+        </w:rPr>
+        <w:t>{{</w:t>
+      </w:r>
+      <w:r>
+        <w:rPr>
+          <w:rFonts w:hAnsi="宋体" w:cs="宋体" w:hint="eastAsia"/>
+          <w:sz w:val="30"/>
+          <w:szCs w:val="30"/>
+          <w:u w:val="single"/>
+        </w:rPr>
+        <w:t>本人岗位</w:t>
+      </w:r>
+      <w:r>
+        <w:rPr>
+          <w:rFonts w:hAnsi="宋体" w:cs="宋体" w:hint="eastAsia"/>
+          <w:sz w:val="30"/>
+          <w:szCs w:val="30"/>
+          <w:u w:val="single"/>
+        </w:rPr>
+        <w:t>}}</w:t>
+      </w:r>
+      <w:r>
+        <w:rPr>
+          <w:rFonts w:hAnsi="宋体" w:cs="宋体" w:hint="eastAsia"/>
+          <w:sz w:val="30"/>
+          <w:szCs w:val="30"/>
+          <w:u w:val="single"/>
+        </w:rPr>
+        <w:t xml:space="preserve">  </w:t>
       </w:r>
     </w:p>
     <w:p>
@@ -446,7 +642,43 @@
           <w:szCs w:val="30"/>
           <w:u w:val="single"/>
         </w:rPr>
-        <w:t xml:space="preserve">   {本人电话}   </w:t>
+        <w:t xml:space="preserve">   </w:t>
+      </w:r>
+      <w:r>
+        <w:rPr>
+          <w:rFonts w:hAnsi="宋体" w:cs="宋体" w:hint="eastAsia"/>
+          <w:sz w:val="30"/>
+          <w:szCs w:val="30"/>
+          <w:u w:val="single"/>
+        </w:rPr>
+        <w:t>{{</w:t>
+      </w:r>
+      <w:r>
+        <w:rPr>
+          <w:rFonts w:hAnsi="宋体" w:cs="宋体" w:hint="eastAsia"/>
+          <w:sz w:val="30"/>
+          <w:szCs w:val="30"/>
+          <w:u w:val="single"/>
+        </w:rPr>
+        <w:t>本人电话</w:t>
+      </w:r>
+      <w:r>
+        <w:rPr>
+          <w:rFonts w:hAnsi="宋体" w:cs="宋体" w:hint="eastAsia"/>
+          <w:sz w:val="30"/>
+          <w:szCs w:val="30"/>
+          <w:u w:val="single"/>
+        </w:rPr>
+        <w:t>}}</w:t>
+      </w:r>
+      <w:r>
+        <w:rPr>
+          <w:rFonts w:hAnsi="宋体" w:cs="宋体" w:hint="eastAsia"/>
+          <w:sz w:val="30"/>
+          <w:szCs w:val="30"/>
+          <w:u w:val="single"/>
+        </w:rPr>
+        <w:t xml:space="preserve">   </w:t>
       </w:r>
       <w:r>
         <w:rPr>
@@ -509,7 +741,34 @@
           <w:szCs w:val="30"/>
           <w:u w:val="single"/>
         </w:rPr>
-        <w:t xml:space="preserve">   {操作员}</w:t>
+        <w:t xml:space="preserve">   </w:t>
+      </w:r>
+      <w:r>
+        <w:rPr>
+          <w:rFonts w:hAnsi="宋体" w:cs="宋体" w:hint="eastAsia"/>
+          <w:sz w:val="30"/>
+          <w:szCs w:val="30"/>
+          <w:u w:val="single"/>
+        </w:rPr>
+        <w:t>{{</w:t>
+      </w:r>
+      <w:r>
+        <w:rPr>
+          <w:rFonts w:hAnsi="宋体" w:cs="宋体" w:hint="eastAsia"/>
+          <w:sz w:val="30"/>
+          <w:szCs w:val="30"/>
+          <w:u w:val="single"/>
+        </w:rPr>
+        <w:t>操作员</w:t>
+      </w:r>
+      <w:r>
+        <w:rPr>
+          <w:rFonts w:hAnsi="宋体" w:cs="宋体" w:hint="eastAsia"/>
+          <w:sz w:val="30"/>
+          <w:szCs w:val="30"/>
+          <w:u w:val="single"/>
+        </w:rPr>
+        <w:t>}}</w:t>
       </w:r>
       <w:bookmarkStart w:id="0" w:name="_GoBack"/>
       <w:bookmarkEnd w:id="0"/>
@@ -653,7 +912,34 @@
           <w:szCs w:val="30"/>
           <w:u w:val="single"/>
         </w:rPr>
-        <w:t>答：{自我介绍}</w:t>
+        <w:t>答：</w:t>
+      </w:r>
+      <w:r>
+        <w:rPr>
+          <w:rFonts w:hAnsi="宋体" w:cs="宋体" w:hint="eastAsia"/>
+          <w:sz w:val="30"/>
+          <w:szCs w:val="30"/>
+          <w:u w:val="single"/>
+        </w:rPr>
+        <w:t>{{</w:t>
+      </w:r>
+      <w:r>
+        <w:rPr>
+          <w:rFonts w:hAnsi="宋体" w:cs="宋体" w:hint="eastAsia"/>
+          <w:sz w:val="30"/>
+          <w:szCs w:val="30"/>
+          <w:u w:val="single"/>
+        </w:rPr>
+        <w:t>自我介绍</w:t>
+      </w:r>
+      <w:r>
+        <w:rPr>
+          <w:rFonts w:hAnsi="宋体" w:cs="宋体" w:hint="eastAsia"/>
+          <w:sz w:val="30"/>
+          <w:szCs w:val="30"/>
+          <w:u w:val="single"/>
+        </w:rPr>
+        <w:t>}}</w:t>
       </w:r>
     </w:p>
     <w:p>
@@ -682,7 +968,23 @@
           <w:szCs w:val="30"/>
           <w:u w:val="single"/>
         </w:rPr>
-        <w:t>{用人单位}</w:t>
+        <w:t>{{</w:t>
+      </w:r>
+      <w:r>
+        <w:rPr>
+          <w:sz w:val="30"/>
+          <w:szCs w:val="30"/>
+          <w:u w:val="single"/>
+        </w:rPr>
+        <w:t>用人单位</w:t>
+      </w:r>
+      <w:r>
+        <w:rPr>
+          <w:sz w:val="30"/>
+          <w:szCs w:val="30"/>
+          <w:u w:val="single"/>
+        </w:rPr>
+        <w:t>}}</w:t>
       </w:r>
       <w:r>
         <w:rPr>
@@ -1595,7 +1897,7 @@
         <w:sz w:val="28"/>
         <w:szCs w:val="28"/>
       </w:rPr>
-      <w:t>1</w:t>
+      <w:t>4</w:t>
     </w:r>
     <w:r>
       <w:rPr>

--- a/templates/本人谈话笔录（暴力伤害案件）.docx
+++ b/templates/本人谈话笔录（暴力伤害案件）.docx
@@ -1079,7 +1079,7 @@
           <w:szCs w:val="30"/>
           <w:u w:val="single"/>
         </w:rPr>
-        <w:t>问：请你详细的描述一下受伤经过？是谁、因为什么原因、如何导致你受伤的？</w:t>
+        <w:t>问：你是在什么时间、什么地点、因什么工作原因受的伤？请详细的描述一下事故发生的具体经过。</w:t>
       </w:r>
     </w:p>
     <w:p>
@@ -1897,7 +1897,7 @@
         <w:sz w:val="28"/>
         <w:szCs w:val="28"/>
       </w:rPr>
-      <w:t>4</w:t>
+      <w:t>2</w:t>
     </w:r>
     <w:r>
       <w:rPr>
